--- a/Course/7 Weekly Plan - Homework and Consolidation (Year 12)/Week 03 (14 Sep) - 1.1.2 Types of processor (KA1)/1 Homework 1.1.2 (typeable).docx
+++ b/Course/7 Weekly Plan - Homework and Consolidation (Year 12)/Week 03 (14 Sep) - 1.1.2 Types of processor (KA1)/1 Homework 1.1.2 (typeable).docx
@@ -123,38 +123,32 @@
         <w:t>(AO1)</w:t>
       </w:r>
     </w:p>
-    <w:p>
-      <w:pPr>
-        <w:spacing w:before="260"/>
-        <w:pBdr>
-          <w:bottom w:val="single" w:sz="4" w:space="1" w:color="AAB4C0"/>
-        </w:pBdr>
-      </w:pPr>
-    </w:p>
-    <w:p>
-      <w:pPr>
-        <w:spacing w:before="260"/>
-        <w:pBdr>
-          <w:bottom w:val="single" w:sz="4" w:space="1" w:color="AAB4C0"/>
-        </w:pBdr>
-      </w:pPr>
-    </w:p>
-    <w:p>
-      <w:pPr>
-        <w:spacing w:before="260"/>
-        <w:pBdr>
-          <w:bottom w:val="single" w:sz="4" w:space="1" w:color="AAB4C0"/>
-        </w:pBdr>
-      </w:pPr>
-    </w:p>
-    <w:p>
-      <w:pPr>
-        <w:spacing w:before="260"/>
-        <w:pBdr>
-          <w:bottom w:val="single" w:sz="4" w:space="1" w:color="AAB4C0"/>
-        </w:pBdr>
-      </w:pPr>
-    </w:p>
+    <w:tbl>
+      <w:tblPr>
+        <w:tblStyle w:val="TableGrid"/>
+        <w:tblW w:type="auto" w:w="0"/>
+        <w:tblLook w:firstColumn="1" w:firstRow="1" w:lastColumn="0" w:lastRow="0" w:noHBand="0" w:noVBand="1" w:val="04A0"/>
+      </w:tblPr>
+      <w:tblGrid>
+        <w:gridCol w:w="8640"/>
+      </w:tblGrid>
+      <w:tr>
+        <w:trPr>
+          <w:trHeight w:val="1360" w:hRule="atLeast"/>
+        </w:trPr>
+        <w:tc>
+          <w:tcPr>
+            <w:tcW w:type="dxa" w:w="8640"/>
+          </w:tcPr>
+          <w:p>
+            <w:pPr>
+              <w:spacing w:before="40"/>
+            </w:pPr>
+          </w:p>
+        </w:tc>
+      </w:tr>
+    </w:tbl>
+    <w:p/>
     <w:p>
       <w:pPr>
         <w:pBdr>
@@ -241,30 +235,32 @@
         <w:t>(AO2)</w:t>
       </w:r>
     </w:p>
-    <w:p>
-      <w:pPr>
-        <w:spacing w:before="260"/>
-        <w:pBdr>
-          <w:bottom w:val="single" w:sz="4" w:space="1" w:color="AAB4C0"/>
-        </w:pBdr>
-      </w:pPr>
-    </w:p>
-    <w:p>
-      <w:pPr>
-        <w:spacing w:before="260"/>
-        <w:pBdr>
-          <w:bottom w:val="single" w:sz="4" w:space="1" w:color="AAB4C0"/>
-        </w:pBdr>
-      </w:pPr>
-    </w:p>
-    <w:p>
-      <w:pPr>
-        <w:spacing w:before="260"/>
-        <w:pBdr>
-          <w:bottom w:val="single" w:sz="4" w:space="1" w:color="AAB4C0"/>
-        </w:pBdr>
-      </w:pPr>
-    </w:p>
+    <w:tbl>
+      <w:tblPr>
+        <w:tblStyle w:val="TableGrid"/>
+        <w:tblW w:type="auto" w:w="0"/>
+        <w:tblLook w:firstColumn="1" w:firstRow="1" w:lastColumn="0" w:lastRow="0" w:noHBand="0" w:noVBand="1" w:val="04A0"/>
+      </w:tblPr>
+      <w:tblGrid>
+        <w:gridCol w:w="8640"/>
+      </w:tblGrid>
+      <w:tr>
+        <w:trPr>
+          <w:trHeight w:val="1020" w:hRule="atLeast"/>
+        </w:trPr>
+        <w:tc>
+          <w:tcPr>
+            <w:tcW w:type="dxa" w:w="8640"/>
+          </w:tcPr>
+          <w:p>
+            <w:pPr>
+              <w:spacing w:before="40"/>
+            </w:pPr>
+          </w:p>
+        </w:tc>
+      </w:tr>
+    </w:tbl>
+    <w:p/>
     <w:p>
       <w:pPr>
         <w:pStyle w:val="ListBullet"/>
@@ -368,30 +364,32 @@
         <w:t>(AO2)</w:t>
       </w:r>
     </w:p>
-    <w:p>
-      <w:pPr>
-        <w:spacing w:before="260"/>
-        <w:pBdr>
-          <w:bottom w:val="single" w:sz="4" w:space="1" w:color="AAB4C0"/>
-        </w:pBdr>
-      </w:pPr>
-    </w:p>
-    <w:p>
-      <w:pPr>
-        <w:spacing w:before="260"/>
-        <w:pBdr>
-          <w:bottom w:val="single" w:sz="4" w:space="1" w:color="AAB4C0"/>
-        </w:pBdr>
-      </w:pPr>
-    </w:p>
-    <w:p>
-      <w:pPr>
-        <w:spacing w:before="260"/>
-        <w:pBdr>
-          <w:bottom w:val="single" w:sz="4" w:space="1" w:color="AAB4C0"/>
-        </w:pBdr>
-      </w:pPr>
-    </w:p>
+    <w:tbl>
+      <w:tblPr>
+        <w:tblStyle w:val="TableGrid"/>
+        <w:tblW w:type="auto" w:w="0"/>
+        <w:tblLook w:firstColumn="1" w:firstRow="1" w:lastColumn="0" w:lastRow="0" w:noHBand="0" w:noVBand="1" w:val="04A0"/>
+      </w:tblPr>
+      <w:tblGrid>
+        <w:gridCol w:w="8640"/>
+      </w:tblGrid>
+      <w:tr>
+        <w:trPr>
+          <w:trHeight w:val="1020" w:hRule="atLeast"/>
+        </w:trPr>
+        <w:tc>
+          <w:tcPr>
+            <w:tcW w:type="dxa" w:w="8640"/>
+          </w:tcPr>
+          <w:p>
+            <w:pPr>
+              <w:spacing w:before="40"/>
+            </w:pPr>
+          </w:p>
+        </w:tc>
+      </w:tr>
+    </w:tbl>
+    <w:p/>
     <w:p>
       <w:pPr>
         <w:pBdr>
@@ -527,30 +525,32 @@
         <w:t>(AO1)</w:t>
       </w:r>
     </w:p>
-    <w:p>
-      <w:pPr>
-        <w:spacing w:before="260"/>
-        <w:pBdr>
-          <w:bottom w:val="single" w:sz="4" w:space="1" w:color="AAB4C0"/>
-        </w:pBdr>
-      </w:pPr>
-    </w:p>
-    <w:p>
-      <w:pPr>
-        <w:spacing w:before="260"/>
-        <w:pBdr>
-          <w:bottom w:val="single" w:sz="4" w:space="1" w:color="AAB4C0"/>
-        </w:pBdr>
-      </w:pPr>
-    </w:p>
-    <w:p>
-      <w:pPr>
-        <w:spacing w:before="260"/>
-        <w:pBdr>
-          <w:bottom w:val="single" w:sz="4" w:space="1" w:color="AAB4C0"/>
-        </w:pBdr>
-      </w:pPr>
-    </w:p>
+    <w:tbl>
+      <w:tblPr>
+        <w:tblStyle w:val="TableGrid"/>
+        <w:tblW w:type="auto" w:w="0"/>
+        <w:tblLook w:firstColumn="1" w:firstRow="1" w:lastColumn="0" w:lastRow="0" w:noHBand="0" w:noVBand="1" w:val="04A0"/>
+      </w:tblPr>
+      <w:tblGrid>
+        <w:gridCol w:w="8640"/>
+      </w:tblGrid>
+      <w:tr>
+        <w:trPr>
+          <w:trHeight w:val="1020" w:hRule="atLeast"/>
+        </w:trPr>
+        <w:tc>
+          <w:tcPr>
+            <w:tcW w:type="dxa" w:w="8640"/>
+          </w:tcPr>
+          <w:p>
+            <w:pPr>
+              <w:spacing w:before="40"/>
+            </w:pPr>
+          </w:p>
+        </w:tc>
+      </w:tr>
+    </w:tbl>
+    <w:p/>
     <w:p>
       <w:pPr>
         <w:pBdr>
@@ -630,38 +630,32 @@
         <w:t>(AO1)</w:t>
       </w:r>
     </w:p>
-    <w:p>
-      <w:pPr>
-        <w:spacing w:before="260"/>
-        <w:pBdr>
-          <w:bottom w:val="single" w:sz="4" w:space="1" w:color="AAB4C0"/>
-        </w:pBdr>
-      </w:pPr>
-    </w:p>
-    <w:p>
-      <w:pPr>
-        <w:spacing w:before="260"/>
-        <w:pBdr>
-          <w:bottom w:val="single" w:sz="4" w:space="1" w:color="AAB4C0"/>
-        </w:pBdr>
-      </w:pPr>
-    </w:p>
-    <w:p>
-      <w:pPr>
-        <w:spacing w:before="260"/>
-        <w:pBdr>
-          <w:bottom w:val="single" w:sz="4" w:space="1" w:color="AAB4C0"/>
-        </w:pBdr>
-      </w:pPr>
-    </w:p>
-    <w:p>
-      <w:pPr>
-        <w:spacing w:before="260"/>
-        <w:pBdr>
-          <w:bottom w:val="single" w:sz="4" w:space="1" w:color="AAB4C0"/>
-        </w:pBdr>
-      </w:pPr>
-    </w:p>
+    <w:tbl>
+      <w:tblPr>
+        <w:tblStyle w:val="TableGrid"/>
+        <w:tblW w:type="auto" w:w="0"/>
+        <w:tblLook w:firstColumn="1" w:firstRow="1" w:lastColumn="0" w:lastRow="0" w:noHBand="0" w:noVBand="1" w:val="04A0"/>
+      </w:tblPr>
+      <w:tblGrid>
+        <w:gridCol w:w="8640"/>
+      </w:tblGrid>
+      <w:tr>
+        <w:trPr>
+          <w:trHeight w:val="1360" w:hRule="atLeast"/>
+        </w:trPr>
+        <w:tc>
+          <w:tcPr>
+            <w:tcW w:type="dxa" w:w="8640"/>
+          </w:tcPr>
+          <w:p>
+            <w:pPr>
+              <w:spacing w:before="40"/>
+            </w:pPr>
+          </w:p>
+        </w:tc>
+      </w:tr>
+    </w:tbl>
+    <w:p/>
     <w:p>
       <w:pPr>
         <w:pBdr>
@@ -748,30 +742,32 @@
         <w:t>(AO2)</w:t>
       </w:r>
     </w:p>
-    <w:p>
-      <w:pPr>
-        <w:spacing w:before="260"/>
-        <w:pBdr>
-          <w:bottom w:val="single" w:sz="4" w:space="1" w:color="AAB4C0"/>
-        </w:pBdr>
-      </w:pPr>
-    </w:p>
-    <w:p>
-      <w:pPr>
-        <w:spacing w:before="260"/>
-        <w:pBdr>
-          <w:bottom w:val="single" w:sz="4" w:space="1" w:color="AAB4C0"/>
-        </w:pBdr>
-      </w:pPr>
-    </w:p>
-    <w:p>
-      <w:pPr>
-        <w:spacing w:before="260"/>
-        <w:pBdr>
-          <w:bottom w:val="single" w:sz="4" w:space="1" w:color="AAB4C0"/>
-        </w:pBdr>
-      </w:pPr>
-    </w:p>
+    <w:tbl>
+      <w:tblPr>
+        <w:tblStyle w:val="TableGrid"/>
+        <w:tblW w:type="auto" w:w="0"/>
+        <w:tblLook w:firstColumn="1" w:firstRow="1" w:lastColumn="0" w:lastRow="0" w:noHBand="0" w:noVBand="1" w:val="04A0"/>
+      </w:tblPr>
+      <w:tblGrid>
+        <w:gridCol w:w="8640"/>
+      </w:tblGrid>
+      <w:tr>
+        <w:trPr>
+          <w:trHeight w:val="1020" w:hRule="atLeast"/>
+        </w:trPr>
+        <w:tc>
+          <w:tcPr>
+            <w:tcW w:type="dxa" w:w="8640"/>
+          </w:tcPr>
+          <w:p>
+            <w:pPr>
+              <w:spacing w:before="40"/>
+            </w:pPr>
+          </w:p>
+        </w:tc>
+      </w:tr>
+    </w:tbl>
+    <w:p/>
     <w:p>
       <w:pPr>
         <w:pBdr>
@@ -835,30 +831,32 @@
         <w:t>[2]</w:t>
       </w:r>
     </w:p>
-    <w:p>
-      <w:pPr>
-        <w:spacing w:before="260"/>
-        <w:pBdr>
-          <w:bottom w:val="single" w:sz="4" w:space="1" w:color="AAB4C0"/>
-        </w:pBdr>
-      </w:pPr>
-    </w:p>
-    <w:p>
-      <w:pPr>
-        <w:spacing w:before="260"/>
-        <w:pBdr>
-          <w:bottom w:val="single" w:sz="4" w:space="1" w:color="AAB4C0"/>
-        </w:pBdr>
-      </w:pPr>
-    </w:p>
-    <w:p>
-      <w:pPr>
-        <w:spacing w:before="260"/>
-        <w:pBdr>
-          <w:bottom w:val="single" w:sz="4" w:space="1" w:color="AAB4C0"/>
-        </w:pBdr>
-      </w:pPr>
-    </w:p>
+    <w:tbl>
+      <w:tblPr>
+        <w:tblStyle w:val="TableGrid"/>
+        <w:tblW w:type="auto" w:w="0"/>
+        <w:tblLook w:firstColumn="1" w:firstRow="1" w:lastColumn="0" w:lastRow="0" w:noHBand="0" w:noVBand="1" w:val="04A0"/>
+      </w:tblPr>
+      <w:tblGrid>
+        <w:gridCol w:w="8640"/>
+      </w:tblGrid>
+      <w:tr>
+        <w:trPr>
+          <w:trHeight w:val="1020" w:hRule="atLeast"/>
+        </w:trPr>
+        <w:tc>
+          <w:tcPr>
+            <w:tcW w:type="dxa" w:w="8640"/>
+          </w:tcPr>
+          <w:p>
+            <w:pPr>
+              <w:spacing w:before="40"/>
+            </w:pPr>
+          </w:p>
+        </w:tc>
+      </w:tr>
+    </w:tbl>
+    <w:p/>
     <w:p>
       <w:pPr>
         <w:pBdr>
@@ -924,30 +922,32 @@
         <w:t>(retrieval from 1.1.1)</w:t>
       </w:r>
     </w:p>
-    <w:p>
-      <w:pPr>
-        <w:spacing w:before="260"/>
-        <w:pBdr>
-          <w:bottom w:val="single" w:sz="4" w:space="1" w:color="AAB4C0"/>
-        </w:pBdr>
-      </w:pPr>
-    </w:p>
-    <w:p>
-      <w:pPr>
-        <w:spacing w:before="260"/>
-        <w:pBdr>
-          <w:bottom w:val="single" w:sz="4" w:space="1" w:color="AAB4C0"/>
-        </w:pBdr>
-      </w:pPr>
-    </w:p>
-    <w:p>
-      <w:pPr>
-        <w:spacing w:before="260"/>
-        <w:pBdr>
-          <w:bottom w:val="single" w:sz="4" w:space="1" w:color="AAB4C0"/>
-        </w:pBdr>
-      </w:pPr>
-    </w:p>
+    <w:tbl>
+      <w:tblPr>
+        <w:tblStyle w:val="TableGrid"/>
+        <w:tblW w:type="auto" w:w="0"/>
+        <w:tblLook w:firstColumn="1" w:firstRow="1" w:lastColumn="0" w:lastRow="0" w:noHBand="0" w:noVBand="1" w:val="04A0"/>
+      </w:tblPr>
+      <w:tblGrid>
+        <w:gridCol w:w="8640"/>
+      </w:tblGrid>
+      <w:tr>
+        <w:trPr>
+          <w:trHeight w:val="1020" w:hRule="atLeast"/>
+        </w:trPr>
+        <w:tc>
+          <w:tcPr>
+            <w:tcW w:type="dxa" w:w="8640"/>
+          </w:tcPr>
+          <w:p>
+            <w:pPr>
+              <w:spacing w:before="40"/>
+            </w:pPr>
+          </w:p>
+        </w:tc>
+      </w:tr>
+    </w:tbl>
+    <w:p/>
     <w:p>
       <w:pPr>
         <w:pBdr>
@@ -1013,22 +1013,32 @@
         <w:t>(retrieval from 1.1.1)</w:t>
       </w:r>
     </w:p>
-    <w:p>
-      <w:pPr>
-        <w:spacing w:before="260"/>
-        <w:pBdr>
-          <w:bottom w:val="single" w:sz="4" w:space="1" w:color="AAB4C0"/>
-        </w:pBdr>
-      </w:pPr>
-    </w:p>
-    <w:p>
-      <w:pPr>
-        <w:spacing w:before="260"/>
-        <w:pBdr>
-          <w:bottom w:val="single" w:sz="4" w:space="1" w:color="AAB4C0"/>
-        </w:pBdr>
-      </w:pPr>
-    </w:p>
+    <w:tbl>
+      <w:tblPr>
+        <w:tblStyle w:val="TableGrid"/>
+        <w:tblW w:type="auto" w:w="0"/>
+        <w:tblLook w:firstColumn="1" w:firstRow="1" w:lastColumn="0" w:lastRow="0" w:noHBand="0" w:noVBand="1" w:val="04A0"/>
+      </w:tblPr>
+      <w:tblGrid>
+        <w:gridCol w:w="8640"/>
+      </w:tblGrid>
+      <w:tr>
+        <w:trPr>
+          <w:trHeight w:val="680" w:hRule="atLeast"/>
+        </w:trPr>
+        <w:tc>
+          <w:tcPr>
+            <w:tcW w:type="dxa" w:w="8640"/>
+          </w:tcPr>
+          <w:p>
+            <w:pPr>
+              <w:spacing w:before="40"/>
+            </w:pPr>
+          </w:p>
+        </w:tc>
+      </w:tr>
+    </w:tbl>
+    <w:p/>
     <w:p>
       <w:pPr>
         <w:pBdr>
@@ -1073,22 +1083,32 @@
         <w:t>[1]</w:t>
       </w:r>
     </w:p>
-    <w:p>
-      <w:pPr>
-        <w:spacing w:before="260"/>
-        <w:pBdr>
-          <w:bottom w:val="single" w:sz="4" w:space="1" w:color="AAB4C0"/>
-        </w:pBdr>
-      </w:pPr>
-    </w:p>
-    <w:p>
-      <w:pPr>
-        <w:spacing w:before="260"/>
-        <w:pBdr>
-          <w:bottom w:val="single" w:sz="4" w:space="1" w:color="AAB4C0"/>
-        </w:pBdr>
-      </w:pPr>
-    </w:p>
+    <w:tbl>
+      <w:tblPr>
+        <w:tblStyle w:val="TableGrid"/>
+        <w:tblW w:type="auto" w:w="0"/>
+        <w:tblLook w:firstColumn="1" w:firstRow="1" w:lastColumn="0" w:lastRow="0" w:noHBand="0" w:noVBand="1" w:val="04A0"/>
+      </w:tblPr>
+      <w:tblGrid>
+        <w:gridCol w:w="8640"/>
+      </w:tblGrid>
+      <w:tr>
+        <w:trPr>
+          <w:trHeight w:val="680" w:hRule="atLeast"/>
+        </w:trPr>
+        <w:tc>
+          <w:tcPr>
+            <w:tcW w:type="dxa" w:w="8640"/>
+          </w:tcPr>
+          <w:p>
+            <w:pPr>
+              <w:spacing w:before="40"/>
+            </w:pPr>
+          </w:p>
+        </w:tc>
+      </w:tr>
+    </w:tbl>
+    <w:p/>
     <w:p>
       <w:pPr>
         <w:pBdr>

--- a/Course/7 Weekly Plan - Homework and Consolidation (Year 12)/Week 03 (14 Sep) - 1.1.2 Types of processor (KA1)/1 Homework 1.1.2 (typeable).docx
+++ b/Course/7 Weekly Plan - Homework and Consolidation (Year 12)/Week 03 (14 Sep) - 1.1.2 Types of processor (KA1)/1 Homework 1.1.2 (typeable).docx
@@ -57,49 +57,49 @@
           <w:b w:val="0"/>
           <w:i w:val="0"/>
         </w:rPr>
-        <w:t xml:space="preserve"> Explain why the </w:t>
+        <w:t xml:space="preserve"> Describe </w:t>
       </w:r>
       <w:r>
         <w:rPr>
           <w:b/>
           <w:i w:val="0"/>
         </w:rPr>
-        <w:t>Von Neumann</w:t>
+        <w:t>three</w:t>
       </w:r>
       <w:r>
         <w:rPr>
           <w:b w:val="0"/>
           <w:i w:val="0"/>
         </w:rPr>
-        <w:t xml:space="preserve"> architecture can suffer from a performance </w:t>
+        <w:t xml:space="preserve"> differences between </w:t>
       </w:r>
       <w:r>
         <w:rPr>
           <w:b/>
           <w:i w:val="0"/>
         </w:rPr>
-        <w:t>bottleneck</w:t>
+        <w:t>RISC</w:t>
       </w:r>
       <w:r>
         <w:rPr>
           <w:b w:val="0"/>
           <w:i w:val="0"/>
         </w:rPr>
-        <w:t xml:space="preserve">, and state how the </w:t>
+        <w:t xml:space="preserve"> and </w:t>
       </w:r>
       <w:r>
         <w:rPr>
           <w:b/>
           <w:i w:val="0"/>
         </w:rPr>
-        <w:t>Harvard</w:t>
+        <w:t>CISC</w:t>
       </w:r>
       <w:r>
         <w:rPr>
           <w:b w:val="0"/>
           <w:i w:val="0"/>
         </w:rPr>
-        <w:t xml:space="preserve"> architecture avoids it. </w:t>
+        <w:t xml:space="preserve"> processors. </w:t>
       </w:r>
       <w:r>
         <w:rPr>
@@ -177,121 +177,6 @@
           <w:i w:val="0"/>
         </w:rPr>
         <w:t>2.</w:t>
-      </w:r>
-      <w:r>
-        <w:rPr>
-          <w:b w:val="0"/>
-          <w:i w:val="0"/>
-        </w:rPr>
-        <w:t xml:space="preserve"> State whether each scenario is better suited to </w:t>
-      </w:r>
-      <w:r>
-        <w:rPr>
-          <w:b/>
-          <w:i w:val="0"/>
-        </w:rPr>
-        <w:t>Von Neumann</w:t>
-      </w:r>
-      <w:r>
-        <w:rPr>
-          <w:b w:val="0"/>
-          <w:i w:val="0"/>
-        </w:rPr>
-        <w:t xml:space="preserve"> or </w:t>
-      </w:r>
-      <w:r>
-        <w:rPr>
-          <w:b/>
-          <w:i w:val="0"/>
-        </w:rPr>
-        <w:t>Harvard</w:t>
-      </w:r>
-      <w:r>
-        <w:rPr>
-          <w:b w:val="0"/>
-          <w:i w:val="0"/>
-        </w:rPr>
-        <w:t xml:space="preserve"> architecture, with a brief reason. </w:t>
-      </w:r>
-      <w:r>
-        <w:rPr>
-          <w:b/>
-          <w:i w:val="0"/>
-        </w:rPr>
-        <w:t>[2]</w:t>
-      </w:r>
-      <w:r>
-        <w:rPr>
-          <w:b w:val="0"/>
-          <w:i w:val="0"/>
-        </w:rPr>
-        <w:t xml:space="preserve"> </w:t>
-      </w:r>
-      <w:r>
-        <w:rPr>
-          <w:b w:val="0"/>
-          <w:i/>
-        </w:rPr>
-        <w:t>(AO2)</w:t>
-      </w:r>
-    </w:p>
-    <w:tbl>
-      <w:tblPr>
-        <w:tblStyle w:val="TableGrid"/>
-        <w:tblW w:type="auto" w:w="0"/>
-        <w:tblLook w:firstColumn="1" w:firstRow="1" w:lastColumn="0" w:lastRow="0" w:noHBand="0" w:noVBand="1" w:val="04A0"/>
-      </w:tblPr>
-      <w:tblGrid>
-        <w:gridCol w:w="8640"/>
-      </w:tblGrid>
-      <w:tr>
-        <w:trPr>
-          <w:trHeight w:val="1020" w:hRule="atLeast"/>
-        </w:trPr>
-        <w:tc>
-          <w:tcPr>
-            <w:tcW w:type="dxa" w:w="8640"/>
-          </w:tcPr>
-          <w:p>
-            <w:pPr>
-              <w:spacing w:before="40"/>
-            </w:pPr>
-          </w:p>
-        </w:tc>
-      </w:tr>
-    </w:tbl>
-    <w:p/>
-    <w:p>
-      <w:pPr>
-        <w:pStyle w:val="ListBullet"/>
-      </w:pPr>
-      <w:r>
-        <w:rPr>
-          <w:b w:val="0"/>
-          <w:i w:val="0"/>
-        </w:rPr>
-        <w:t>A general-purpose laptop running many different applications: ________________________</w:t>
-      </w:r>
-    </w:p>
-    <w:p>
-      <w:pPr>
-        <w:pStyle w:val="ListBullet"/>
-      </w:pPr>
-      <w:r>
-        <w:rPr>
-          <w:b w:val="0"/>
-          <w:i w:val="0"/>
-        </w:rPr>
-        <w:t>A digital signal processor (DSP) inside a low-cost audio device: ________________________</w:t>
-      </w:r>
-    </w:p>
-    <w:p>
-      <w:r>
-        <w:rPr>
-          <w:b/>
-          <w:i w:val="0"/>
-        </w:rPr>
-        <w:t>3.</w:t>
       </w:r>
       <w:r>
         <w:rPr>
@@ -410,7 +295,7 @@
           <w:b/>
           <w:i w:val="0"/>
         </w:rPr>
-        <w:t>4.</w:t>
+        <w:t>3.</w:t>
       </w:r>
       <w:r>
         <w:rPr>
@@ -571,42 +456,42 @@
           <w:b/>
           <w:i w:val="0"/>
         </w:rPr>
-        <w:t>5.</w:t>
+        <w:t>4.</w:t>
       </w:r>
       <w:r>
         <w:rPr>
           <w:b w:val="0"/>
           <w:i w:val="0"/>
         </w:rPr>
-        <w:t xml:space="preserve"> Describe what is meant by </w:t>
+        <w:t xml:space="preserve"> A GPU is well suited to carrying out the </w:t>
       </w:r>
       <w:r>
         <w:rPr>
           <w:b/>
           <w:i w:val="0"/>
         </w:rPr>
-        <w:t>data parallelism</w:t>
+        <w:t>same operation on many items of data at the same time</w:t>
       </w:r>
       <w:r>
         <w:rPr>
           <w:b w:val="0"/>
           <w:i w:val="0"/>
         </w:rPr>
-        <w:t xml:space="preserve">, and explain why a </w:t>
+        <w:t xml:space="preserve">. Explain, with reference to the </w:t>
       </w:r>
       <w:r>
         <w:rPr>
           <w:b/>
           <w:i w:val="0"/>
         </w:rPr>
-        <w:t>GPU</w:t>
+        <w:t>structure</w:t>
       </w:r>
       <w:r>
         <w:rPr>
           <w:b w:val="0"/>
           <w:i w:val="0"/>
         </w:rPr>
-        <w:t xml:space="preserve"> is well suited to it. </w:t>
+        <w:t xml:space="preserve"> of a GPU, why this is the case. </w:t>
       </w:r>
       <w:r>
         <w:rPr>
@@ -683,7 +568,7 @@
           <w:b/>
           <w:i w:val="0"/>
         </w:rPr>
-        <w:t>6.</w:t>
+        <w:t>5.</w:t>
       </w:r>
       <w:r>
         <w:rPr>
@@ -783,45 +668,47 @@
       </w:pPr>
     </w:p>
     <w:p>
-      <w:pPr>
-        <w:pStyle w:val="Heading2"/>
-      </w:pPr>
-      <w:r>
-        <w:rPr>
-          <w:b w:val="0"/>
-          <w:i w:val="0"/>
-        </w:rPr>
-        <w:t>Part B — Retrieval: keep it fresh (~6 marks)</w:t>
-      </w:r>
-    </w:p>
-    <w:p>
       <w:r>
         <w:rPr>
           <w:b/>
           <w:i w:val="0"/>
         </w:rPr>
-        <w:t>7.</w:t>
+        <w:t>6.</w:t>
       </w:r>
       <w:r>
         <w:rPr>
           <w:b w:val="0"/>
           <w:i w:val="0"/>
         </w:rPr>
-        <w:t xml:space="preserve"> Many modern CPUs are described as a </w:t>
+        <w:t xml:space="preserve"> GPUs are increasingly used for </w:t>
       </w:r>
       <w:r>
         <w:rPr>
           <w:b/>
           <w:i w:val="0"/>
         </w:rPr>
-        <w:t>modified (hybrid) Harvard</w:t>
+        <w:t>general purpose computing</w:t>
       </w:r>
       <w:r>
         <w:rPr>
           <w:b w:val="0"/>
           <w:i w:val="0"/>
         </w:rPr>
-        <w:t xml:space="preserve"> architecture. Explain what this means. </w:t>
+        <w:t xml:space="preserve"> — tasks that have nothing to do with producing graphics. Give </w:t>
+      </w:r>
+      <w:r>
+        <w:rPr>
+          <w:b/>
+          <w:i w:val="0"/>
+        </w:rPr>
+        <w:t>two</w:t>
+      </w:r>
+      <w:r>
+        <w:rPr>
+          <w:b w:val="0"/>
+          <w:i w:val="0"/>
+        </w:rPr>
+        <w:t xml:space="preserve"> examples of non-graphics tasks for which a GPU is well suited. </w:t>
       </w:r>
       <w:r>
         <w:rPr>
@@ -829,6 +716,20 @@
           <w:i w:val="0"/>
         </w:rPr>
         <w:t>[2]</w:t>
+      </w:r>
+      <w:r>
+        <w:rPr>
+          <w:b w:val="0"/>
+          <w:i w:val="0"/>
+        </w:rPr>
+        <w:t xml:space="preserve"> </w:t>
+      </w:r>
+      <w:r>
+        <w:rPr>
+          <w:b w:val="0"/>
+          <w:i/>
+        </w:rPr>
+        <w:t>(AO1)</w:t>
       </w:r>
     </w:p>
     <w:tbl>
@@ -857,6 +758,144 @@
       </w:tr>
     </w:tbl>
     <w:p/>
+    <w:p>
+      <w:pPr>
+        <w:pBdr>
+          <w:bottom w:val="single" w:sz="6" w:space="1" w:color="AAAAAA"/>
+        </w:pBdr>
+      </w:pPr>
+    </w:p>
+    <w:p>
+      <w:pPr>
+        <w:pBdr>
+          <w:bottom w:val="single" w:sz="6" w:space="1" w:color="AAAAAA"/>
+        </w:pBdr>
+      </w:pPr>
+    </w:p>
+    <w:p>
+      <w:pPr>
+        <w:pStyle w:val="Heading2"/>
+      </w:pPr>
+      <w:r>
+        <w:rPr>
+          <w:b w:val="0"/>
+          <w:i w:val="0"/>
+        </w:rPr>
+        <w:t>Part B — Retrieval: keep it fresh (~6 marks)</w:t>
+      </w:r>
+    </w:p>
+    <w:p>
+      <w:r>
+        <w:rPr>
+          <w:b/>
+          <w:i w:val="0"/>
+        </w:rPr>
+        <w:t>7.</w:t>
+      </w:r>
+      <w:r>
+        <w:rPr>
+          <w:b w:val="0"/>
+          <w:i w:val="0"/>
+        </w:rPr>
+        <w:t xml:space="preserve"> Explain why the </w:t>
+      </w:r>
+      <w:r>
+        <w:rPr>
+          <w:b/>
+          <w:i w:val="0"/>
+        </w:rPr>
+        <w:t>Von Neumann</w:t>
+      </w:r>
+      <w:r>
+        <w:rPr>
+          <w:b w:val="0"/>
+          <w:i w:val="0"/>
+        </w:rPr>
+        <w:t xml:space="preserve"> architecture can suffer from a performance </w:t>
+      </w:r>
+      <w:r>
+        <w:rPr>
+          <w:b/>
+          <w:i w:val="0"/>
+        </w:rPr>
+        <w:t>bottleneck</w:t>
+      </w:r>
+      <w:r>
+        <w:rPr>
+          <w:b w:val="0"/>
+          <w:i w:val="0"/>
+        </w:rPr>
+        <w:t xml:space="preserve">, and state how the </w:t>
+      </w:r>
+      <w:r>
+        <w:rPr>
+          <w:b/>
+          <w:i w:val="0"/>
+        </w:rPr>
+        <w:t>Harvard</w:t>
+      </w:r>
+      <w:r>
+        <w:rPr>
+          <w:b w:val="0"/>
+          <w:i w:val="0"/>
+        </w:rPr>
+        <w:t xml:space="preserve"> architecture avoids it. </w:t>
+      </w:r>
+      <w:r>
+        <w:rPr>
+          <w:b/>
+          <w:i w:val="0"/>
+        </w:rPr>
+        <w:t>[3]</w:t>
+      </w:r>
+      <w:r>
+        <w:rPr>
+          <w:b w:val="0"/>
+          <w:i w:val="0"/>
+        </w:rPr>
+        <w:t xml:space="preserve"> </w:t>
+      </w:r>
+      <w:r>
+        <w:rPr>
+          <w:b w:val="0"/>
+          <w:i/>
+        </w:rPr>
+        <w:t>(retrieval from 1.1.1)</w:t>
+      </w:r>
+    </w:p>
+    <w:tbl>
+      <w:tblPr>
+        <w:tblStyle w:val="TableGrid"/>
+        <w:tblW w:type="auto" w:w="0"/>
+        <w:tblLook w:firstColumn="1" w:firstRow="1" w:lastColumn="0" w:lastRow="0" w:noHBand="0" w:noVBand="1" w:val="04A0"/>
+      </w:tblPr>
+      <w:tblGrid>
+        <w:gridCol w:w="8640"/>
+      </w:tblGrid>
+      <w:tr>
+        <w:trPr>
+          <w:trHeight w:val="1360" w:hRule="atLeast"/>
+        </w:trPr>
+        <w:tc>
+          <w:tcPr>
+            <w:tcW w:type="dxa" w:w="8640"/>
+          </w:tcPr>
+          <w:p>
+            <w:pPr>
+              <w:spacing w:before="40"/>
+            </w:pPr>
+          </w:p>
+        </w:tc>
+      </w:tr>
+    </w:tbl>
+    <w:p/>
+    <w:p>
+      <w:pPr>
+        <w:pBdr>
+          <w:bottom w:val="single" w:sz="6" w:space="1" w:color="AAAAAA"/>
+        </w:pBdr>
+      </w:pPr>
+    </w:p>
     <w:p>
       <w:pPr>
         <w:pBdr>
@@ -1011,76 +1050,6 @@
           <w:i/>
         </w:rPr>
         <w:t>(retrieval from 1.1.1)</w:t>
-      </w:r>
-    </w:p>
-    <w:tbl>
-      <w:tblPr>
-        <w:tblStyle w:val="TableGrid"/>
-        <w:tblW w:type="auto" w:w="0"/>
-        <w:tblLook w:firstColumn="1" w:firstRow="1" w:lastColumn="0" w:lastRow="0" w:noHBand="0" w:noVBand="1" w:val="04A0"/>
-      </w:tblPr>
-      <w:tblGrid>
-        <w:gridCol w:w="8640"/>
-      </w:tblGrid>
-      <w:tr>
-        <w:trPr>
-          <w:trHeight w:val="680" w:hRule="atLeast"/>
-        </w:trPr>
-        <w:tc>
-          <w:tcPr>
-            <w:tcW w:type="dxa" w:w="8640"/>
-          </w:tcPr>
-          <w:p>
-            <w:pPr>
-              <w:spacing w:before="40"/>
-            </w:pPr>
-          </w:p>
-        </w:tc>
-      </w:tr>
-    </w:tbl>
-    <w:p/>
-    <w:p>
-      <w:pPr>
-        <w:pBdr>
-          <w:bottom w:val="single" w:sz="6" w:space="1" w:color="AAAAAA"/>
-        </w:pBdr>
-      </w:pPr>
-    </w:p>
-    <w:p>
-      <w:r>
-        <w:rPr>
-          <w:b/>
-          <w:i w:val="0"/>
-        </w:rPr>
-        <w:t>10.</w:t>
-      </w:r>
-      <w:r>
-        <w:rPr>
-          <w:b w:val="0"/>
-          <w:i w:val="0"/>
-        </w:rPr>
-        <w:t xml:space="preserve"> Give </w:t>
-      </w:r>
-      <w:r>
-        <w:rPr>
-          <w:b/>
-          <w:i w:val="0"/>
-        </w:rPr>
-        <w:t>one</w:t>
-      </w:r>
-      <w:r>
-        <w:rPr>
-          <w:b w:val="0"/>
-          <w:i w:val="0"/>
-        </w:rPr>
-        <w:t xml:space="preserve"> non-graphics (GPGPU) application of a GPU. </w:t>
-      </w:r>
-      <w:r>
-        <w:rPr>
-          <w:b/>
-          <w:i w:val="0"/>
-        </w:rPr>
-        <w:t>[1]</w:t>
       </w:r>
     </w:p>
     <w:tbl>

--- a/Course/7 Weekly Plan - Homework and Consolidation (Year 12)/Week 03 (14 Sep) - 1.1.2 Types of processor (KA1)/1 Homework 1.1.2 (typeable).docx
+++ b/Course/7 Weekly Plan - Homework and Consolidation (Year 12)/Week 03 (14 Sep) - 1.1.2 Types of processor (KA1)/1 Homework 1.1.2 (typeable).docx
@@ -57,21 +57,7 @@
           <w:b w:val="0"/>
           <w:i w:val="0"/>
         </w:rPr>
-        <w:t xml:space="preserve"> Describe </w:t>
-      </w:r>
-      <w:r>
-        <w:rPr>
-          <w:b/>
-          <w:i w:val="0"/>
-        </w:rPr>
-        <w:t>three</w:t>
-      </w:r>
-      <w:r>
-        <w:rPr>
-          <w:b w:val="0"/>
-          <w:i w:val="0"/>
-        </w:rPr>
-        <w:t xml:space="preserve"> differences between </w:t>
+        <w:t xml:space="preserve"> Complete the comparison table of </w:t>
       </w:r>
       <w:r>
         <w:rPr>
@@ -99,7 +85,7 @@
           <w:b w:val="0"/>
           <w:i w:val="0"/>
         </w:rPr>
-        <w:t xml:space="preserve"> processors. </w:t>
+        <w:t xml:space="preserve"> processors by filling in the missing cells. </w:t>
       </w:r>
       <w:r>
         <w:rPr>
@@ -130,6 +116,1129 @@
         <w:tblLook w:firstColumn="1" w:firstRow="1" w:lastColumn="0" w:lastRow="0" w:noHBand="0" w:noVBand="1" w:val="04A0"/>
       </w:tblPr>
       <w:tblGrid>
+        <w:gridCol w:w="2880"/>
+        <w:gridCol w:w="2880"/>
+        <w:gridCol w:w="2880"/>
+      </w:tblGrid>
+      <w:tr>
+        <w:tc>
+          <w:tcPr>
+            <w:tcW w:type="dxa" w:w="2880"/>
+            <w:shd w:fill="D9E2F3"/>
+          </w:tcPr>
+          <w:p>
+            <w:r>
+              <w:rPr>
+                <w:b/>
+              </w:rPr>
+            </w:r>
+            <w:r>
+              <w:rPr>
+                <w:b/>
+                <w:i w:val="0"/>
+              </w:rPr>
+              <w:t>Feature</w:t>
+            </w:r>
+          </w:p>
+        </w:tc>
+        <w:tc>
+          <w:tcPr>
+            <w:tcW w:type="dxa" w:w="2880"/>
+            <w:shd w:fill="D9E2F3"/>
+          </w:tcPr>
+          <w:p>
+            <w:r>
+              <w:rPr>
+                <w:b/>
+              </w:rPr>
+            </w:r>
+            <w:r>
+              <w:rPr>
+                <w:b/>
+                <w:i w:val="0"/>
+              </w:rPr>
+              <w:t>RISC</w:t>
+            </w:r>
+          </w:p>
+        </w:tc>
+        <w:tc>
+          <w:tcPr>
+            <w:tcW w:type="dxa" w:w="2880"/>
+            <w:shd w:fill="D9E2F3"/>
+          </w:tcPr>
+          <w:p>
+            <w:r>
+              <w:rPr>
+                <w:b/>
+              </w:rPr>
+            </w:r>
+            <w:r>
+              <w:rPr>
+                <w:b/>
+                <w:i w:val="0"/>
+              </w:rPr>
+              <w:t>CISC</w:t>
+            </w:r>
+          </w:p>
+        </w:tc>
+      </w:tr>
+      <w:tr>
+        <w:tc>
+          <w:tcPr>
+            <w:tcW w:type="dxa" w:w="2880"/>
+          </w:tcPr>
+          <w:p>
+            <w:r/>
+            <w:r>
+              <w:rPr>
+                <w:b w:val="0"/>
+                <w:i w:val="0"/>
+              </w:rPr>
+              <w:t>Size of instruction set</w:t>
+            </w:r>
+          </w:p>
+        </w:tc>
+        <w:tc>
+          <w:tcPr>
+            <w:tcW w:type="dxa" w:w="2880"/>
+          </w:tcPr>
+          <w:p>
+            <w:r/>
+            <w:r>
+              <w:rPr>
+                <w:b w:val="0"/>
+                <w:i w:val="0"/>
+              </w:rPr>
+              <w:t>Small set of simple instructions</w:t>
+            </w:r>
+          </w:p>
+        </w:tc>
+        <w:tc>
+          <w:tcPr>
+            <w:tcW w:type="dxa" w:w="2880"/>
+          </w:tcPr>
+          <w:p>
+            <w:r/>
+            <w:r>
+              <w:rPr>
+                <w:b w:val="0"/>
+                <w:i w:val="0"/>
+              </w:rPr>
+              <w:t>(a)</w:t>
+            </w:r>
+          </w:p>
+        </w:tc>
+      </w:tr>
+      <w:tr>
+        <w:tc>
+          <w:tcPr>
+            <w:tcW w:type="dxa" w:w="2880"/>
+          </w:tcPr>
+          <w:p>
+            <w:r/>
+            <w:r>
+              <w:rPr>
+                <w:b w:val="0"/>
+                <w:i w:val="0"/>
+              </w:rPr>
+              <w:t>Instruction length</w:t>
+            </w:r>
+          </w:p>
+        </w:tc>
+        <w:tc>
+          <w:tcPr>
+            <w:tcW w:type="dxa" w:w="2880"/>
+          </w:tcPr>
+          <w:p>
+            <w:r/>
+            <w:r>
+              <w:rPr>
+                <w:b w:val="0"/>
+                <w:i w:val="0"/>
+              </w:rPr>
+              <w:t>(b)</w:t>
+            </w:r>
+          </w:p>
+        </w:tc>
+        <w:tc>
+          <w:tcPr>
+            <w:tcW w:type="dxa" w:w="2880"/>
+          </w:tcPr>
+          <w:p>
+            <w:r/>
+            <w:r>
+              <w:rPr>
+                <w:b w:val="0"/>
+                <w:i w:val="0"/>
+              </w:rPr>
+              <w:t>Variable length</w:t>
+            </w:r>
+          </w:p>
+        </w:tc>
+      </w:tr>
+      <w:tr>
+        <w:tc>
+          <w:tcPr>
+            <w:tcW w:type="dxa" w:w="2880"/>
+          </w:tcPr>
+          <w:p>
+            <w:r/>
+            <w:r>
+              <w:rPr>
+                <w:b w:val="0"/>
+                <w:i w:val="0"/>
+              </w:rPr>
+              <w:t>Clock cycles per instruction</w:t>
+            </w:r>
+          </w:p>
+        </w:tc>
+        <w:tc>
+          <w:tcPr>
+            <w:tcW w:type="dxa" w:w="2880"/>
+          </w:tcPr>
+          <w:p>
+            <w:r/>
+            <w:r>
+              <w:rPr>
+                <w:b w:val="0"/>
+                <w:i w:val="0"/>
+              </w:rPr>
+              <w:t>(c)</w:t>
+            </w:r>
+          </w:p>
+        </w:tc>
+        <w:tc>
+          <w:tcPr>
+            <w:tcW w:type="dxa" w:w="2880"/>
+          </w:tcPr>
+          <w:p>
+            <w:r/>
+            <w:r>
+              <w:rPr>
+                <w:b w:val="0"/>
+                <w:i w:val="0"/>
+              </w:rPr>
+              <w:t>Often several cycles</w:t>
+            </w:r>
+          </w:p>
+        </w:tc>
+      </w:tr>
+      <w:tr>
+        <w:tc>
+          <w:tcPr>
+            <w:tcW w:type="dxa" w:w="2880"/>
+          </w:tcPr>
+          <w:p>
+            <w:r/>
+            <w:r>
+              <w:rPr>
+                <w:b w:val="0"/>
+                <w:i w:val="0"/>
+              </w:rPr>
+              <w:t>Where the complexity lies</w:t>
+            </w:r>
+          </w:p>
+        </w:tc>
+        <w:tc>
+          <w:tcPr>
+            <w:tcW w:type="dxa" w:w="2880"/>
+          </w:tcPr>
+          <w:p>
+            <w:r/>
+            <w:r>
+              <w:rPr>
+                <w:b w:val="0"/>
+                <w:i w:val="0"/>
+              </w:rPr>
+              <w:t>(d)</w:t>
+            </w:r>
+          </w:p>
+        </w:tc>
+        <w:tc>
+          <w:tcPr>
+            <w:tcW w:type="dxa" w:w="2880"/>
+          </w:tcPr>
+          <w:p>
+            <w:r/>
+            <w:r>
+              <w:rPr>
+                <w:b w:val="0"/>
+                <w:i w:val="0"/>
+              </w:rPr>
+              <w:t>In the hardware/circuitry</w:t>
+            </w:r>
+          </w:p>
+        </w:tc>
+      </w:tr>
+      <w:tr>
+        <w:tc>
+          <w:tcPr>
+            <w:tcW w:type="dxa" w:w="2880"/>
+          </w:tcPr>
+          <w:p>
+            <w:r/>
+            <w:r>
+              <w:rPr>
+                <w:b w:val="0"/>
+                <w:i w:val="0"/>
+              </w:rPr>
+              <w:t>Program length / RAM needed</w:t>
+            </w:r>
+          </w:p>
+        </w:tc>
+        <w:tc>
+          <w:tcPr>
+            <w:tcW w:type="dxa" w:w="2880"/>
+          </w:tcPr>
+          <w:p>
+            <w:r/>
+            <w:r>
+              <w:rPr>
+                <w:b w:val="0"/>
+                <w:i w:val="0"/>
+              </w:rPr>
+              <w:t>(e)</w:t>
+            </w:r>
+          </w:p>
+        </w:tc>
+        <w:tc>
+          <w:tcPr>
+            <w:tcW w:type="dxa" w:w="2880"/>
+          </w:tcPr>
+          <w:p>
+            <w:r/>
+            <w:r>
+              <w:rPr>
+                <w:b w:val="0"/>
+                <w:i w:val="0"/>
+              </w:rPr>
+              <w:t>Shorter programs, less RAM needed</w:t>
+            </w:r>
+          </w:p>
+        </w:tc>
+      </w:tr>
+      <w:tr>
+        <w:tc>
+          <w:tcPr>
+            <w:tcW w:type="dxa" w:w="2880"/>
+          </w:tcPr>
+          <w:p>
+            <w:r/>
+            <w:r>
+              <w:rPr>
+                <w:b w:val="0"/>
+                <w:i w:val="0"/>
+              </w:rPr>
+              <w:t>Typical power consumption</w:t>
+            </w:r>
+          </w:p>
+        </w:tc>
+        <w:tc>
+          <w:tcPr>
+            <w:tcW w:type="dxa" w:w="2880"/>
+          </w:tcPr>
+          <w:p>
+            <w:r/>
+            <w:r>
+              <w:rPr>
+                <w:b w:val="0"/>
+                <w:i w:val="0"/>
+              </w:rPr>
+              <w:t>Lower</w:t>
+            </w:r>
+          </w:p>
+        </w:tc>
+        <w:tc>
+          <w:tcPr>
+            <w:tcW w:type="dxa" w:w="2880"/>
+          </w:tcPr>
+          <w:p>
+            <w:r/>
+            <w:r>
+              <w:rPr>
+                <w:b w:val="0"/>
+                <w:i w:val="0"/>
+              </w:rPr>
+              <w:t>(f)</w:t>
+            </w:r>
+          </w:p>
+        </w:tc>
+      </w:tr>
+    </w:tbl>
+    <w:p/>
+    <w:p>
+      <w:r>
+        <w:rPr>
+          <w:b/>
+          <w:i w:val="0"/>
+        </w:rPr>
+        <w:t>2.</w:t>
+      </w:r>
+      <w:r>
+        <w:rPr>
+          <w:b w:val="0"/>
+          <w:i w:val="0"/>
+        </w:rPr>
+        <w:t xml:space="preserve"> Match each term to its definition by writing the correct </w:t>
+      </w:r>
+      <w:r>
+        <w:rPr>
+          <w:b/>
+          <w:i w:val="0"/>
+        </w:rPr>
+        <w:t>letter</w:t>
+      </w:r>
+      <w:r>
+        <w:rPr>
+          <w:b w:val="0"/>
+          <w:i w:val="0"/>
+        </w:rPr>
+        <w:t xml:space="preserve"> in the Match column. Two definitions are not needed. </w:t>
+      </w:r>
+      <w:r>
+        <w:rPr>
+          <w:b/>
+          <w:i w:val="0"/>
+        </w:rPr>
+        <w:t>[3]</w:t>
+      </w:r>
+      <w:r>
+        <w:rPr>
+          <w:b w:val="0"/>
+          <w:i w:val="0"/>
+        </w:rPr>
+        <w:t xml:space="preserve"> </w:t>
+      </w:r>
+      <w:r>
+        <w:rPr>
+          <w:b w:val="0"/>
+          <w:i/>
+        </w:rPr>
+        <w:t>(AO1)</w:t>
+      </w:r>
+    </w:p>
+    <w:tbl>
+      <w:tblPr>
+        <w:tblStyle w:val="TableGrid"/>
+        <w:tblW w:type="auto" w:w="0"/>
+        <w:tblLook w:firstColumn="1" w:firstRow="1" w:lastColumn="0" w:lastRow="0" w:noHBand="0" w:noVBand="1" w:val="04A0"/>
+      </w:tblPr>
+      <w:tblGrid>
+        <w:gridCol w:w="4320"/>
+        <w:gridCol w:w="4320"/>
+      </w:tblGrid>
+      <w:tr>
+        <w:tc>
+          <w:tcPr>
+            <w:tcW w:type="dxa" w:w="4320"/>
+            <w:shd w:fill="D9E2F3"/>
+          </w:tcPr>
+          <w:p>
+            <w:r>
+              <w:rPr>
+                <w:b/>
+              </w:rPr>
+            </w:r>
+            <w:r>
+              <w:rPr>
+                <w:b/>
+                <w:i w:val="0"/>
+              </w:rPr>
+              <w:t>Term</w:t>
+            </w:r>
+          </w:p>
+        </w:tc>
+        <w:tc>
+          <w:tcPr>
+            <w:tcW w:type="dxa" w:w="4320"/>
+            <w:shd w:fill="D9E2F3"/>
+          </w:tcPr>
+          <w:p>
+            <w:r>
+              <w:rPr>
+                <w:b/>
+              </w:rPr>
+            </w:r>
+            <w:r>
+              <w:rPr>
+                <w:b/>
+                <w:i w:val="0"/>
+              </w:rPr>
+              <w:t>Match</w:t>
+            </w:r>
+          </w:p>
+        </w:tc>
+      </w:tr>
+      <w:tr>
+        <w:tc>
+          <w:tcPr>
+            <w:tcW w:type="dxa" w:w="4320"/>
+          </w:tcPr>
+          <w:p>
+            <w:r/>
+            <w:r>
+              <w:rPr>
+                <w:b w:val="0"/>
+                <w:i w:val="0"/>
+              </w:rPr>
+              <w:t>Multicore processor</w:t>
+            </w:r>
+          </w:p>
+        </w:tc>
+        <w:tc>
+          <w:tcPr>
+            <w:tcW w:type="dxa" w:w="4320"/>
+          </w:tcPr>
+          <w:p>
+            <w:r/>
+          </w:p>
+        </w:tc>
+      </w:tr>
+      <w:tr>
+        <w:tc>
+          <w:tcPr>
+            <w:tcW w:type="dxa" w:w="4320"/>
+          </w:tcPr>
+          <w:p>
+            <w:r/>
+            <w:r>
+              <w:rPr>
+                <w:b w:val="0"/>
+                <w:i w:val="0"/>
+              </w:rPr>
+              <w:t>Parallel processing</w:t>
+            </w:r>
+          </w:p>
+        </w:tc>
+        <w:tc>
+          <w:tcPr>
+            <w:tcW w:type="dxa" w:w="4320"/>
+          </w:tcPr>
+          <w:p>
+            <w:r/>
+          </w:p>
+        </w:tc>
+      </w:tr>
+      <w:tr>
+        <w:tc>
+          <w:tcPr>
+            <w:tcW w:type="dxa" w:w="4320"/>
+          </w:tcPr>
+          <w:p>
+            <w:r/>
+            <w:r>
+              <w:rPr>
+                <w:b w:val="0"/>
+                <w:i w:val="0"/>
+              </w:rPr>
+              <w:t>GPU</w:t>
+            </w:r>
+          </w:p>
+        </w:tc>
+        <w:tc>
+          <w:tcPr>
+            <w:tcW w:type="dxa" w:w="4320"/>
+          </w:tcPr>
+          <w:p>
+            <w:r/>
+          </w:p>
+        </w:tc>
+      </w:tr>
+      <w:tr>
+        <w:tc>
+          <w:tcPr>
+            <w:tcW w:type="dxa" w:w="4320"/>
+          </w:tcPr>
+          <w:p>
+            <w:r/>
+            <w:r>
+              <w:rPr>
+                <w:b w:val="0"/>
+                <w:i w:val="0"/>
+              </w:rPr>
+              <w:t>Co-processor</w:t>
+            </w:r>
+          </w:p>
+        </w:tc>
+        <w:tc>
+          <w:tcPr>
+            <w:tcW w:type="dxa" w:w="4320"/>
+          </w:tcPr>
+          <w:p>
+            <w:r/>
+          </w:p>
+        </w:tc>
+      </w:tr>
+      <w:tr>
+        <w:tc>
+          <w:tcPr>
+            <w:tcW w:type="dxa" w:w="4320"/>
+          </w:tcPr>
+          <w:p>
+            <w:r/>
+            <w:r>
+              <w:rPr>
+                <w:b w:val="0"/>
+                <w:i w:val="0"/>
+              </w:rPr>
+              <w:t>Pipelining</w:t>
+            </w:r>
+          </w:p>
+        </w:tc>
+        <w:tc>
+          <w:tcPr>
+            <w:tcW w:type="dxa" w:w="4320"/>
+          </w:tcPr>
+          <w:p>
+            <w:r/>
+          </w:p>
+        </w:tc>
+      </w:tr>
+      <w:tr>
+        <w:tc>
+          <w:tcPr>
+            <w:tcW w:type="dxa" w:w="4320"/>
+          </w:tcPr>
+          <w:p>
+            <w:r/>
+            <w:r>
+              <w:rPr>
+                <w:b w:val="0"/>
+                <w:i w:val="0"/>
+              </w:rPr>
+              <w:t>RISC</w:t>
+            </w:r>
+          </w:p>
+        </w:tc>
+        <w:tc>
+          <w:tcPr>
+            <w:tcW w:type="dxa" w:w="4320"/>
+          </w:tcPr>
+          <w:p>
+            <w:r/>
+          </w:p>
+        </w:tc>
+      </w:tr>
+    </w:tbl>
+    <w:p/>
+    <w:tbl>
+      <w:tblPr>
+        <w:tblStyle w:val="TableGrid"/>
+        <w:tblW w:type="auto" w:w="0"/>
+        <w:tblLook w:firstColumn="1" w:firstRow="1" w:lastColumn="0" w:lastRow="0" w:noHBand="0" w:noVBand="1" w:val="04A0"/>
+      </w:tblPr>
+      <w:tblGrid>
+        <w:gridCol w:w="4320"/>
+        <w:gridCol w:w="4320"/>
+      </w:tblGrid>
+      <w:tr>
+        <w:tc>
+          <w:tcPr>
+            <w:tcW w:type="dxa" w:w="4320"/>
+            <w:shd w:fill="D9E2F3"/>
+          </w:tcPr>
+          <w:p>
+            <w:r>
+              <w:rPr>
+                <w:b/>
+              </w:rPr>
+            </w:r>
+            <w:r>
+              <w:rPr>
+                <w:b/>
+                <w:i w:val="0"/>
+              </w:rPr>
+              <w:t>Letter</w:t>
+            </w:r>
+          </w:p>
+        </w:tc>
+        <w:tc>
+          <w:tcPr>
+            <w:tcW w:type="dxa" w:w="4320"/>
+            <w:shd w:fill="D9E2F3"/>
+          </w:tcPr>
+          <w:p>
+            <w:r>
+              <w:rPr>
+                <w:b/>
+              </w:rPr>
+            </w:r>
+            <w:r>
+              <w:rPr>
+                <w:b/>
+                <w:i w:val="0"/>
+              </w:rPr>
+              <w:t>Definition</w:t>
+            </w:r>
+          </w:p>
+        </w:tc>
+      </w:tr>
+      <w:tr>
+        <w:tc>
+          <w:tcPr>
+            <w:tcW w:type="dxa" w:w="4320"/>
+          </w:tcPr>
+          <w:p>
+            <w:r/>
+            <w:r>
+              <w:rPr>
+                <w:b w:val="0"/>
+                <w:i w:val="0"/>
+              </w:rPr>
+              <w:t>A</w:t>
+            </w:r>
+          </w:p>
+        </w:tc>
+        <w:tc>
+          <w:tcPr>
+            <w:tcW w:type="dxa" w:w="4320"/>
+          </w:tcPr>
+          <w:p>
+            <w:r/>
+            <w:r>
+              <w:rPr>
+                <w:b w:val="0"/>
+                <w:i w:val="0"/>
+              </w:rPr>
+              <w:t>An extra processor that relieves the CPU of specific tasks, e.g. floating-point arithmetic or graphics</w:t>
+            </w:r>
+          </w:p>
+        </w:tc>
+      </w:tr>
+      <w:tr>
+        <w:tc>
+          <w:tcPr>
+            <w:tcW w:type="dxa" w:w="4320"/>
+          </w:tcPr>
+          <w:p>
+            <w:r/>
+            <w:r>
+              <w:rPr>
+                <w:b w:val="0"/>
+                <w:i w:val="0"/>
+              </w:rPr>
+              <w:t>B</w:t>
+            </w:r>
+          </w:p>
+        </w:tc>
+        <w:tc>
+          <w:tcPr>
+            <w:tcW w:type="dxa" w:w="4320"/>
+          </w:tcPr>
+          <w:p>
+            <w:r/>
+            <w:r>
+              <w:rPr>
+                <w:b w:val="0"/>
+                <w:i w:val="0"/>
+              </w:rPr>
+              <w:t>Carrying out several instructions/tasks at the same time</w:t>
+            </w:r>
+          </w:p>
+        </w:tc>
+      </w:tr>
+      <w:tr>
+        <w:tc>
+          <w:tcPr>
+            <w:tcW w:type="dxa" w:w="4320"/>
+          </w:tcPr>
+          <w:p>
+            <w:r/>
+            <w:r>
+              <w:rPr>
+                <w:b w:val="0"/>
+                <w:i w:val="0"/>
+              </w:rPr>
+              <w:t>C</w:t>
+            </w:r>
+          </w:p>
+        </w:tc>
+        <w:tc>
+          <w:tcPr>
+            <w:tcW w:type="dxa" w:w="4320"/>
+          </w:tcPr>
+          <w:p>
+            <w:r/>
+            <w:r>
+              <w:rPr>
+                <w:b w:val="0"/>
+                <w:i w:val="0"/>
+              </w:rPr>
+              <w:t>A processor with a very large number of simpler cores, designed to apply the same operation to many items of data at once</w:t>
+            </w:r>
+          </w:p>
+        </w:tc>
+      </w:tr>
+      <w:tr>
+        <w:tc>
+          <w:tcPr>
+            <w:tcW w:type="dxa" w:w="4320"/>
+          </w:tcPr>
+          <w:p>
+            <w:r/>
+            <w:r>
+              <w:rPr>
+                <w:b w:val="0"/>
+                <w:i w:val="0"/>
+              </w:rPr>
+              <w:t>D</w:t>
+            </w:r>
+          </w:p>
+        </w:tc>
+        <w:tc>
+          <w:tcPr>
+            <w:tcW w:type="dxa" w:w="4320"/>
+          </w:tcPr>
+          <w:p>
+            <w:r/>
+            <w:r>
+              <w:rPr>
+                <w:b w:val="0"/>
+                <w:i w:val="0"/>
+              </w:rPr>
+              <w:t>A CPU containing two or more processing units, each able to fetch, decode and execute its own instructions</w:t>
+            </w:r>
+          </w:p>
+        </w:tc>
+      </w:tr>
+      <w:tr>
+        <w:tc>
+          <w:tcPr>
+            <w:tcW w:type="dxa" w:w="4320"/>
+          </w:tcPr>
+          <w:p>
+            <w:r/>
+            <w:r>
+              <w:rPr>
+                <w:b w:val="0"/>
+                <w:i w:val="0"/>
+              </w:rPr>
+              <w:t>E</w:t>
+            </w:r>
+          </w:p>
+        </w:tc>
+        <w:tc>
+          <w:tcPr>
+            <w:tcW w:type="dxa" w:w="4320"/>
+          </w:tcPr>
+          <w:p>
+            <w:r/>
+            <w:r>
+              <w:rPr>
+                <w:b w:val="0"/>
+                <w:i w:val="0"/>
+              </w:rPr>
+              <w:t>A processor design with a small set of simple, fixed-length instructions that typically execute in one clock cycle</w:t>
+            </w:r>
+          </w:p>
+        </w:tc>
+      </w:tr>
+      <w:tr>
+        <w:tc>
+          <w:tcPr>
+            <w:tcW w:type="dxa" w:w="4320"/>
+          </w:tcPr>
+          <w:p>
+            <w:r/>
+            <w:r>
+              <w:rPr>
+                <w:b w:val="0"/>
+                <w:i w:val="0"/>
+              </w:rPr>
+              <w:t>F</w:t>
+            </w:r>
+          </w:p>
+        </w:tc>
+        <w:tc>
+          <w:tcPr>
+            <w:tcW w:type="dxa" w:w="4320"/>
+          </w:tcPr>
+          <w:p>
+            <w:r/>
+            <w:r>
+              <w:rPr>
+                <w:b w:val="0"/>
+                <w:i w:val="0"/>
+              </w:rPr>
+              <w:t>Overlapping the fetch, decode and execute stages of consecutive instructions</w:t>
+            </w:r>
+          </w:p>
+        </w:tc>
+      </w:tr>
+      <w:tr>
+        <w:tc>
+          <w:tcPr>
+            <w:tcW w:type="dxa" w:w="4320"/>
+          </w:tcPr>
+          <w:p>
+            <w:r/>
+            <w:r>
+              <w:rPr>
+                <w:b w:val="0"/>
+                <w:i w:val="0"/>
+              </w:rPr>
+              <w:t>G</w:t>
+            </w:r>
+          </w:p>
+        </w:tc>
+        <w:tc>
+          <w:tcPr>
+            <w:tcW w:type="dxa" w:w="4320"/>
+          </w:tcPr>
+          <w:p>
+            <w:r/>
+            <w:r>
+              <w:rPr>
+                <w:b w:val="0"/>
+                <w:i w:val="0"/>
+              </w:rPr>
+              <w:t>An architecture in which one shared memory holds both instructions and data</w:t>
+            </w:r>
+          </w:p>
+        </w:tc>
+      </w:tr>
+      <w:tr>
+        <w:tc>
+          <w:tcPr>
+            <w:tcW w:type="dxa" w:w="4320"/>
+          </w:tcPr>
+          <w:p>
+            <w:r/>
+            <w:r>
+              <w:rPr>
+                <w:b w:val="0"/>
+                <w:i w:val="0"/>
+              </w:rPr>
+              <w:t>H</w:t>
+            </w:r>
+          </w:p>
+        </w:tc>
+        <w:tc>
+          <w:tcPr>
+            <w:tcW w:type="dxa" w:w="4320"/>
+          </w:tcPr>
+          <w:p>
+            <w:r/>
+            <w:r>
+              <w:rPr>
+                <w:b w:val="0"/>
+                <w:i w:val="0"/>
+              </w:rPr>
+              <w:t>Small, very fast memory located on or near the CPU</w:t>
+            </w:r>
+          </w:p>
+        </w:tc>
+      </w:tr>
+    </w:tbl>
+    <w:p/>
+    <w:p>
+      <w:r>
+        <w:rPr>
+          <w:b/>
+          <w:i w:val="0"/>
+        </w:rPr>
+        <w:t>3.</w:t>
+      </w:r>
+      <w:r>
+        <w:rPr>
+          <w:b w:val="0"/>
+          <w:i w:val="0"/>
+        </w:rPr>
+        <w:t xml:space="preserve"> Each statement in the table below contains </w:t>
+      </w:r>
+      <w:r>
+        <w:rPr>
+          <w:b/>
+          <w:i w:val="0"/>
+        </w:rPr>
+        <w:t>one</w:t>
+      </w:r>
+      <w:r>
+        <w:rPr>
+          <w:b w:val="0"/>
+          <w:i w:val="0"/>
+        </w:rPr>
+        <w:t xml:space="preserve"> factual error about GPUs. Identify the error in each and rewrite the statement correctly on the lines below. </w:t>
+      </w:r>
+      <w:r>
+        <w:rPr>
+          <w:b/>
+          <w:i w:val="0"/>
+        </w:rPr>
+        <w:t>[3]</w:t>
+      </w:r>
+      <w:r>
+        <w:rPr>
+          <w:b w:val="0"/>
+          <w:i w:val="0"/>
+        </w:rPr>
+        <w:t xml:space="preserve"> </w:t>
+      </w:r>
+      <w:r>
+        <w:rPr>
+          <w:b w:val="0"/>
+          <w:i/>
+        </w:rPr>
+        <w:t>(AO1)</w:t>
+      </w:r>
+    </w:p>
+    <w:tbl>
+      <w:tblPr>
+        <w:tblStyle w:val="TableGrid"/>
+        <w:tblW w:type="auto" w:w="0"/>
+        <w:tblLook w:firstColumn="1" w:firstRow="1" w:lastColumn="0" w:lastRow="0" w:noHBand="0" w:noVBand="1" w:val="04A0"/>
+      </w:tblPr>
+      <w:tblGrid>
+        <w:gridCol w:w="4320"/>
+        <w:gridCol w:w="4320"/>
+      </w:tblGrid>
+      <w:tr>
+        <w:tc>
+          <w:tcPr>
+            <w:tcW w:type="dxa" w:w="4320"/>
+            <w:shd w:fill="D9E2F3"/>
+          </w:tcPr>
+          <w:p>
+            <w:r>
+              <w:rPr>
+                <w:b/>
+              </w:rPr>
+            </w:r>
+            <w:r>
+              <w:rPr>
+                <w:b/>
+                <w:i w:val="0"/>
+              </w:rPr>
+              <w:t>#</w:t>
+            </w:r>
+          </w:p>
+        </w:tc>
+        <w:tc>
+          <w:tcPr>
+            <w:tcW w:type="dxa" w:w="4320"/>
+            <w:shd w:fill="D9E2F3"/>
+          </w:tcPr>
+          <w:p>
+            <w:r>
+              <w:rPr>
+                <w:b/>
+              </w:rPr>
+            </w:r>
+            <w:r>
+              <w:rPr>
+                <w:b/>
+                <w:i w:val="0"/>
+              </w:rPr>
+              <w:t>Statement (each contains one error)</w:t>
+            </w:r>
+          </w:p>
+        </w:tc>
+      </w:tr>
+      <w:tr>
+        <w:tc>
+          <w:tcPr>
+            <w:tcW w:type="dxa" w:w="4320"/>
+          </w:tcPr>
+          <w:p>
+            <w:r/>
+            <w:r>
+              <w:rPr>
+                <w:b w:val="0"/>
+                <w:i w:val="0"/>
+              </w:rPr>
+              <w:t>1</w:t>
+            </w:r>
+          </w:p>
+        </w:tc>
+        <w:tc>
+          <w:tcPr>
+            <w:tcW w:type="dxa" w:w="4320"/>
+          </w:tcPr>
+          <w:p>
+            <w:r/>
+            <w:r>
+              <w:rPr>
+                <w:b w:val="0"/>
+                <w:i w:val="0"/>
+              </w:rPr>
+              <w:t>A GPU contains a small number of highly complex cores — far fewer than a typical CPU.</w:t>
+            </w:r>
+          </w:p>
+        </w:tc>
+      </w:tr>
+      <w:tr>
+        <w:tc>
+          <w:tcPr>
+            <w:tcW w:type="dxa" w:w="4320"/>
+          </w:tcPr>
+          <w:p>
+            <w:r/>
+            <w:r>
+              <w:rPr>
+                <w:b w:val="0"/>
+                <w:i w:val="0"/>
+              </w:rPr>
+              <w:t>2</w:t>
+            </w:r>
+          </w:p>
+        </w:tc>
+        <w:tc>
+          <w:tcPr>
+            <w:tcW w:type="dxa" w:w="4320"/>
+          </w:tcPr>
+          <w:p>
+            <w:r/>
+            <w:r>
+              <w:rPr>
+                <w:b w:val="0"/>
+                <w:i w:val="0"/>
+              </w:rPr>
+              <w:t>A GPU processes graphics efficiently because each core carries out a different instruction on the same single item of data.</w:t>
+            </w:r>
+          </w:p>
+        </w:tc>
+      </w:tr>
+      <w:tr>
+        <w:tc>
+          <w:tcPr>
+            <w:tcW w:type="dxa" w:w="4320"/>
+          </w:tcPr>
+          <w:p>
+            <w:r/>
+            <w:r>
+              <w:rPr>
+                <w:b w:val="0"/>
+                <w:i w:val="0"/>
+              </w:rPr>
+              <w:t>3</w:t>
+            </w:r>
+          </w:p>
+        </w:tc>
+        <w:tc>
+          <w:tcPr>
+            <w:tcW w:type="dxa" w:w="4320"/>
+          </w:tcPr>
+          <w:p>
+            <w:r/>
+            <w:r>
+              <w:rPr>
+                <w:b w:val="0"/>
+                <w:i w:val="0"/>
+              </w:rPr>
+              <w:t>GPUs cannot be used for any task other than producing graphics.</w:t>
+            </w:r>
+          </w:p>
+        </w:tc>
+      </w:tr>
+    </w:tbl>
+    <w:p/>
+    <w:tbl>
+      <w:tblPr>
+        <w:tblStyle w:val="TableGrid"/>
+        <w:tblW w:type="auto" w:w="0"/>
+        <w:tblLook w:firstColumn="1" w:firstRow="1" w:lastColumn="0" w:lastRow="0" w:noHBand="0" w:noVBand="1" w:val="04A0"/>
+      </w:tblPr>
+      <w:tblGrid>
         <w:gridCol w:w="8640"/>
       </w:tblGrid>
       <w:tr>
@@ -150,33 +1259,12 @@
     </w:tbl>
     <w:p/>
     <w:p>
-      <w:pPr>
-        <w:pBdr>
-          <w:bottom w:val="single" w:sz="6" w:space="1" w:color="AAAAAA"/>
-        </w:pBdr>
-      </w:pPr>
-    </w:p>
-    <w:p>
-      <w:pPr>
-        <w:pBdr>
-          <w:bottom w:val="single" w:sz="6" w:space="1" w:color="AAAAAA"/>
-        </w:pBdr>
-      </w:pPr>
-    </w:p>
-    <w:p>
-      <w:pPr>
-        <w:pBdr>
-          <w:bottom w:val="single" w:sz="6" w:space="1" w:color="AAAAAA"/>
-        </w:pBdr>
-      </w:pPr>
-    </w:p>
-    <w:p>
       <w:r>
         <w:rPr>
           <w:b/>
           <w:i w:val="0"/>
         </w:rPr>
-        <w:t>2.</w:t>
+        <w:t>4.</w:t>
       </w:r>
       <w:r>
         <w:rPr>
@@ -276,222 +1364,47 @@
     </w:tbl>
     <w:p/>
     <w:p>
-      <w:pPr>
-        <w:pBdr>
-          <w:bottom w:val="single" w:sz="6" w:space="1" w:color="AAAAAA"/>
-        </w:pBdr>
-      </w:pPr>
-    </w:p>
-    <w:p>
-      <w:pPr>
-        <w:pBdr>
-          <w:bottom w:val="single" w:sz="6" w:space="1" w:color="AAAAAA"/>
-        </w:pBdr>
-      </w:pPr>
-    </w:p>
-    <w:p>
       <w:r>
         <w:rPr>
           <w:b/>
           <w:i w:val="0"/>
         </w:rPr>
-        <w:t>3.</w:t>
+        <w:t>5.</w:t>
       </w:r>
       <w:r>
         <w:rPr>
           <w:b w:val="0"/>
           <w:i w:val="0"/>
         </w:rPr>
-        <w:t xml:space="preserve"> In a </w:t>
+        <w:t xml:space="preserve"> Tick </w:t>
       </w:r>
       <w:r>
         <w:rPr>
           <w:b/>
           <w:i w:val="0"/>
         </w:rPr>
-        <w:t>CISC</w:t>
+        <w:t>True</w:t>
       </w:r>
       <w:r>
         <w:rPr>
           <w:b w:val="0"/>
           <w:i w:val="0"/>
         </w:rPr>
-        <w:t xml:space="preserve"> processor the complexity sits in the </w:t>
+        <w:t xml:space="preserve"> or </w:t>
       </w:r>
       <w:r>
         <w:rPr>
           <w:b/>
           <w:i w:val="0"/>
         </w:rPr>
-        <w:t>hardware</w:t>
+        <w:t>False</w:t>
       </w:r>
       <w:r>
         <w:rPr>
           <w:b w:val="0"/>
           <w:i w:val="0"/>
         </w:rPr>
-        <w:t xml:space="preserve">; in a </w:t>
-      </w:r>
-      <w:r>
-        <w:rPr>
-          <w:b/>
-          <w:i w:val="0"/>
-        </w:rPr>
-        <w:t>RISC</w:t>
-      </w:r>
-      <w:r>
-        <w:rPr>
-          <w:b w:val="0"/>
-          <w:i w:val="0"/>
-        </w:rPr>
-        <w:t xml:space="preserve"> processor it sits in the </w:t>
-      </w:r>
-      <w:r>
-        <w:rPr>
-          <w:b/>
-          <w:i w:val="0"/>
-        </w:rPr>
-        <w:t>software/compiler</w:t>
-      </w:r>
-      <w:r>
-        <w:rPr>
-          <w:b w:val="0"/>
-          <w:i w:val="0"/>
-        </w:rPr>
-        <w:t xml:space="preserve">. Explain </w:t>
-      </w:r>
-      <w:r>
-        <w:rPr>
-          <w:b/>
-          <w:i w:val="0"/>
-        </w:rPr>
-        <w:t>one</w:t>
-      </w:r>
-      <w:r>
-        <w:rPr>
-          <w:b w:val="0"/>
-          <w:i w:val="0"/>
-        </w:rPr>
-        <w:t xml:space="preserve"> consequence of this difference for </w:t>
-      </w:r>
-      <w:r>
-        <w:rPr>
-          <w:b/>
-          <w:i w:val="0"/>
-        </w:rPr>
-        <w:t>pipelining</w:t>
-      </w:r>
-      <w:r>
-        <w:rPr>
-          <w:b w:val="0"/>
-          <w:i w:val="0"/>
-        </w:rPr>
-        <w:t xml:space="preserve">. </w:t>
-      </w:r>
-      <w:r>
-        <w:rPr>
-          <w:b/>
-          <w:i w:val="0"/>
-        </w:rPr>
-        <w:t>[2]</w:t>
-      </w:r>
-      <w:r>
-        <w:rPr>
-          <w:b w:val="0"/>
-          <w:i w:val="0"/>
-        </w:rPr>
-        <w:t xml:space="preserve"> </w:t>
-      </w:r>
-      <w:r>
-        <w:rPr>
-          <w:b w:val="0"/>
-          <w:i/>
-        </w:rPr>
-        <w:t>(AO1)</w:t>
-      </w:r>
-    </w:p>
-    <w:tbl>
-      <w:tblPr>
-        <w:tblStyle w:val="TableGrid"/>
-        <w:tblW w:type="auto" w:w="0"/>
-        <w:tblLook w:firstColumn="1" w:firstRow="1" w:lastColumn="0" w:lastRow="0" w:noHBand="0" w:noVBand="1" w:val="04A0"/>
-      </w:tblPr>
-      <w:tblGrid>
-        <w:gridCol w:w="8640"/>
-      </w:tblGrid>
-      <w:tr>
-        <w:trPr>
-          <w:trHeight w:val="1020" w:hRule="atLeast"/>
-        </w:trPr>
-        <w:tc>
-          <w:tcPr>
-            <w:tcW w:type="dxa" w:w="8640"/>
-          </w:tcPr>
-          <w:p>
-            <w:pPr>
-              <w:spacing w:before="40"/>
-            </w:pPr>
-          </w:p>
-        </w:tc>
-      </w:tr>
-    </w:tbl>
-    <w:p/>
-    <w:p>
-      <w:pPr>
-        <w:pBdr>
-          <w:bottom w:val="single" w:sz="6" w:space="1" w:color="AAAAAA"/>
-        </w:pBdr>
-      </w:pPr>
-    </w:p>
-    <w:p>
-      <w:pPr>
-        <w:pBdr>
-          <w:bottom w:val="single" w:sz="6" w:space="1" w:color="AAAAAA"/>
-        </w:pBdr>
-      </w:pPr>
-    </w:p>
-    <w:p>
-      <w:r>
-        <w:rPr>
-          <w:b/>
-          <w:i w:val="0"/>
-        </w:rPr>
-        <w:t>4.</w:t>
-      </w:r>
-      <w:r>
-        <w:rPr>
-          <w:b w:val="0"/>
-          <w:i w:val="0"/>
-        </w:rPr>
-        <w:t xml:space="preserve"> A GPU is well suited to carrying out the </w:t>
-      </w:r>
-      <w:r>
-        <w:rPr>
-          <w:b/>
-          <w:i w:val="0"/>
-        </w:rPr>
-        <w:t>same operation on many items of data at the same time</w:t>
-      </w:r>
-      <w:r>
-        <w:rPr>
-          <w:b w:val="0"/>
-          <w:i w:val="0"/>
-        </w:rPr>
-        <w:t xml:space="preserve">. Explain, with reference to the </w:t>
-      </w:r>
-      <w:r>
-        <w:rPr>
-          <w:b/>
-          <w:i w:val="0"/>
-        </w:rPr>
-        <w:t>structure</w:t>
-      </w:r>
-      <w:r>
-        <w:rPr>
-          <w:b w:val="0"/>
-          <w:i w:val="0"/>
-        </w:rPr>
-        <w:t xml:space="preserve"> of a GPU, why this is the case. </w:t>
+        <w:t xml:space="preserve"> for each statement. If a statement is false, write a correction in the final column. </w:t>
       </w:r>
       <w:r>
         <w:rPr>
@@ -512,7 +1425,7 @@
           <w:b w:val="0"/>
           <w:i/>
         </w:rPr>
-        <w:t>(AO1)</w:t>
+        <w:t>(AO1/AO2)</w:t>
       </w:r>
     </w:p>
     <w:tbl>
@@ -522,256 +1435,173 @@
         <w:tblLook w:firstColumn="1" w:firstRow="1" w:lastColumn="0" w:lastRow="0" w:noHBand="0" w:noVBand="1" w:val="04A0"/>
       </w:tblPr>
       <w:tblGrid>
-        <w:gridCol w:w="8640"/>
+        <w:gridCol w:w="2880"/>
+        <w:gridCol w:w="2880"/>
+        <w:gridCol w:w="2880"/>
       </w:tblGrid>
       <w:tr>
-        <w:trPr>
-          <w:trHeight w:val="1360" w:hRule="atLeast"/>
-        </w:trPr>
         <w:tc>
           <w:tcPr>
-            <w:tcW w:type="dxa" w:w="8640"/>
+            <w:tcW w:type="dxa" w:w="2880"/>
+            <w:shd w:fill="D9E2F3"/>
           </w:tcPr>
           <w:p>
-            <w:pPr>
-              <w:spacing w:before="40"/>
-            </w:pPr>
+            <w:r>
+              <w:rPr>
+                <w:b/>
+              </w:rPr>
+            </w:r>
+            <w:r>
+              <w:rPr>
+                <w:b/>
+                <w:i w:val="0"/>
+              </w:rPr>
+              <w:t>Statement</w:t>
+            </w:r>
+          </w:p>
+        </w:tc>
+        <w:tc>
+          <w:tcPr>
+            <w:tcW w:type="dxa" w:w="2880"/>
+            <w:shd w:fill="D9E2F3"/>
+          </w:tcPr>
+          <w:p>
+            <w:r>
+              <w:rPr>
+                <w:b/>
+              </w:rPr>
+            </w:r>
+            <w:r>
+              <w:rPr>
+                <w:b/>
+                <w:i w:val="0"/>
+              </w:rPr>
+              <w:t>True / False</w:t>
+            </w:r>
+          </w:p>
+        </w:tc>
+        <w:tc>
+          <w:tcPr>
+            <w:tcW w:type="dxa" w:w="2880"/>
+            <w:shd w:fill="D9E2F3"/>
+          </w:tcPr>
+          <w:p>
+            <w:r>
+              <w:rPr>
+                <w:b/>
+              </w:rPr>
+            </w:r>
+            <w:r>
+              <w:rPr>
+                <w:b/>
+                <w:i w:val="0"/>
+              </w:rPr>
+              <w:t>Correction if false</w:t>
+            </w:r>
+          </w:p>
+        </w:tc>
+      </w:tr>
+      <w:tr>
+        <w:tc>
+          <w:tcPr>
+            <w:tcW w:type="dxa" w:w="2880"/>
+          </w:tcPr>
+          <w:p>
+            <w:r/>
+            <w:r>
+              <w:rPr>
+                <w:b w:val="0"/>
+                <w:i w:val="0"/>
+              </w:rPr>
+              <w:t>Any program automatically runs faster on a processor with more cores.</w:t>
+            </w:r>
+          </w:p>
+        </w:tc>
+        <w:tc>
+          <w:tcPr>
+            <w:tcW w:type="dxa" w:w="2880"/>
+          </w:tcPr>
+          <w:p>
+            <w:r/>
+          </w:p>
+        </w:tc>
+        <w:tc>
+          <w:tcPr>
+            <w:tcW w:type="dxa" w:w="2880"/>
+          </w:tcPr>
+          <w:p>
+            <w:r/>
+          </w:p>
+        </w:tc>
+      </w:tr>
+      <w:tr>
+        <w:tc>
+          <w:tcPr>
+            <w:tcW w:type="dxa" w:w="2880"/>
+          </w:tcPr>
+          <w:p>
+            <w:r/>
+            <w:r>
+              <w:rPr>
+                <w:b w:val="0"/>
+                <w:i w:val="0"/>
+              </w:rPr>
+              <w:t>A co-processor system uses an additional processor to take over specific tasks, such as floating-point calculations, from the CPU.</w:t>
+            </w:r>
+          </w:p>
+        </w:tc>
+        <w:tc>
+          <w:tcPr>
+            <w:tcW w:type="dxa" w:w="2880"/>
+          </w:tcPr>
+          <w:p>
+            <w:r/>
+          </w:p>
+        </w:tc>
+        <w:tc>
+          <w:tcPr>
+            <w:tcW w:type="dxa" w:w="2880"/>
+          </w:tcPr>
+          <w:p>
+            <w:r/>
+          </w:p>
+        </w:tc>
+      </w:tr>
+      <w:tr>
+        <w:tc>
+          <w:tcPr>
+            <w:tcW w:type="dxa" w:w="2880"/>
+          </w:tcPr>
+          <w:p>
+            <w:r/>
+            <w:r>
+              <w:rPr>
+                <w:b w:val="0"/>
+                <w:i w:val="0"/>
+              </w:rPr>
+              <w:t>In parallel processing, the computer still completes every instruction one after another, in strict sequence.</w:t>
+            </w:r>
+          </w:p>
+        </w:tc>
+        <w:tc>
+          <w:tcPr>
+            <w:tcW w:type="dxa" w:w="2880"/>
+          </w:tcPr>
+          <w:p>
+            <w:r/>
+          </w:p>
+        </w:tc>
+        <w:tc>
+          <w:tcPr>
+            <w:tcW w:type="dxa" w:w="2880"/>
+          </w:tcPr>
+          <w:p>
+            <w:r/>
           </w:p>
         </w:tc>
       </w:tr>
     </w:tbl>
     <w:p/>
-    <w:p>
-      <w:pPr>
-        <w:pBdr>
-          <w:bottom w:val="single" w:sz="6" w:space="1" w:color="AAAAAA"/>
-        </w:pBdr>
-      </w:pPr>
-    </w:p>
-    <w:p>
-      <w:pPr>
-        <w:pBdr>
-          <w:bottom w:val="single" w:sz="6" w:space="1" w:color="AAAAAA"/>
-        </w:pBdr>
-      </w:pPr>
-    </w:p>
-    <w:p>
-      <w:pPr>
-        <w:pBdr>
-          <w:bottom w:val="single" w:sz="6" w:space="1" w:color="AAAAAA"/>
-        </w:pBdr>
-      </w:pPr>
-    </w:p>
-    <w:p>
-      <w:r>
-        <w:rPr>
-          <w:b/>
-          <w:i w:val="0"/>
-        </w:rPr>
-        <w:t>5.</w:t>
-      </w:r>
-      <w:r>
-        <w:rPr>
-          <w:b w:val="0"/>
-          <w:i w:val="0"/>
-        </w:rPr>
-        <w:t xml:space="preserve"> A video-editing application is rewritten to spread its work across </w:t>
-      </w:r>
-      <w:r>
-        <w:rPr>
-          <w:b/>
-          <w:i w:val="0"/>
-        </w:rPr>
-        <w:t>all the cores</w:t>
-      </w:r>
-      <w:r>
-        <w:rPr>
-          <w:b w:val="0"/>
-          <w:i w:val="0"/>
-        </w:rPr>
-        <w:t xml:space="preserve"> of a multicore CPU, yet the speed-up is far less than the number of cores would suggest. Explain </w:t>
-      </w:r>
-      <w:r>
-        <w:rPr>
-          <w:b/>
-          <w:i w:val="0"/>
-        </w:rPr>
-        <w:t>two</w:t>
-      </w:r>
-      <w:r>
-        <w:rPr>
-          <w:b w:val="0"/>
-          <w:i w:val="0"/>
-        </w:rPr>
-        <w:t xml:space="preserve"> reasons why the speed-up is limited. </w:t>
-      </w:r>
-      <w:r>
-        <w:rPr>
-          <w:b/>
-          <w:i w:val="0"/>
-        </w:rPr>
-        <w:t>[2]</w:t>
-      </w:r>
-      <w:r>
-        <w:rPr>
-          <w:b w:val="0"/>
-          <w:i w:val="0"/>
-        </w:rPr>
-        <w:t xml:space="preserve"> </w:t>
-      </w:r>
-      <w:r>
-        <w:rPr>
-          <w:b w:val="0"/>
-          <w:i/>
-        </w:rPr>
-        <w:t>(AO2)</w:t>
-      </w:r>
-    </w:p>
-    <w:tbl>
-      <w:tblPr>
-        <w:tblStyle w:val="TableGrid"/>
-        <w:tblW w:type="auto" w:w="0"/>
-        <w:tblLook w:firstColumn="1" w:firstRow="1" w:lastColumn="0" w:lastRow="0" w:noHBand="0" w:noVBand="1" w:val="04A0"/>
-      </w:tblPr>
-      <w:tblGrid>
-        <w:gridCol w:w="8640"/>
-      </w:tblGrid>
-      <w:tr>
-        <w:trPr>
-          <w:trHeight w:val="1020" w:hRule="atLeast"/>
-        </w:trPr>
-        <w:tc>
-          <w:tcPr>
-            <w:tcW w:type="dxa" w:w="8640"/>
-          </w:tcPr>
-          <w:p>
-            <w:pPr>
-              <w:spacing w:before="40"/>
-            </w:pPr>
-          </w:p>
-        </w:tc>
-      </w:tr>
-    </w:tbl>
-    <w:p/>
-    <w:p>
-      <w:pPr>
-        <w:pBdr>
-          <w:bottom w:val="single" w:sz="6" w:space="1" w:color="AAAAAA"/>
-        </w:pBdr>
-      </w:pPr>
-    </w:p>
-    <w:p>
-      <w:pPr>
-        <w:pBdr>
-          <w:bottom w:val="single" w:sz="6" w:space="1" w:color="AAAAAA"/>
-        </w:pBdr>
-      </w:pPr>
-    </w:p>
-    <w:p>
-      <w:r>
-        <w:rPr>
-          <w:b/>
-          <w:i w:val="0"/>
-        </w:rPr>
-        <w:t>6.</w:t>
-      </w:r>
-      <w:r>
-        <w:rPr>
-          <w:b w:val="0"/>
-          <w:i w:val="0"/>
-        </w:rPr>
-        <w:t xml:space="preserve"> GPUs are increasingly used for </w:t>
-      </w:r>
-      <w:r>
-        <w:rPr>
-          <w:b/>
-          <w:i w:val="0"/>
-        </w:rPr>
-        <w:t>general purpose computing</w:t>
-      </w:r>
-      <w:r>
-        <w:rPr>
-          <w:b w:val="0"/>
-          <w:i w:val="0"/>
-        </w:rPr>
-        <w:t xml:space="preserve"> — tasks that have nothing to do with producing graphics. Give </w:t>
-      </w:r>
-      <w:r>
-        <w:rPr>
-          <w:b/>
-          <w:i w:val="0"/>
-        </w:rPr>
-        <w:t>two</w:t>
-      </w:r>
-      <w:r>
-        <w:rPr>
-          <w:b w:val="0"/>
-          <w:i w:val="0"/>
-        </w:rPr>
-        <w:t xml:space="preserve"> examples of non-graphics tasks for which a GPU is well suited. </w:t>
-      </w:r>
-      <w:r>
-        <w:rPr>
-          <w:b/>
-          <w:i w:val="0"/>
-        </w:rPr>
-        <w:t>[2]</w:t>
-      </w:r>
-      <w:r>
-        <w:rPr>
-          <w:b w:val="0"/>
-          <w:i w:val="0"/>
-        </w:rPr>
-        <w:t xml:space="preserve"> </w:t>
-      </w:r>
-      <w:r>
-        <w:rPr>
-          <w:b w:val="0"/>
-          <w:i/>
-        </w:rPr>
-        <w:t>(AO1)</w:t>
-      </w:r>
-    </w:p>
-    <w:tbl>
-      <w:tblPr>
-        <w:tblStyle w:val="TableGrid"/>
-        <w:tblW w:type="auto" w:w="0"/>
-        <w:tblLook w:firstColumn="1" w:firstRow="1" w:lastColumn="0" w:lastRow="0" w:noHBand="0" w:noVBand="1" w:val="04A0"/>
-      </w:tblPr>
-      <w:tblGrid>
-        <w:gridCol w:w="8640"/>
-      </w:tblGrid>
-      <w:tr>
-        <w:trPr>
-          <w:trHeight w:val="1020" w:hRule="atLeast"/>
-        </w:trPr>
-        <w:tc>
-          <w:tcPr>
-            <w:tcW w:type="dxa" w:w="8640"/>
-          </w:tcPr>
-          <w:p>
-            <w:pPr>
-              <w:spacing w:before="40"/>
-            </w:pPr>
-          </w:p>
-        </w:tc>
-      </w:tr>
-    </w:tbl>
-    <w:p/>
-    <w:p>
-      <w:pPr>
-        <w:pBdr>
-          <w:bottom w:val="single" w:sz="6" w:space="1" w:color="AAAAAA"/>
-        </w:pBdr>
-      </w:pPr>
-    </w:p>
-    <w:p>
-      <w:pPr>
-        <w:pBdr>
-          <w:bottom w:val="single" w:sz="6" w:space="1" w:color="AAAAAA"/>
-        </w:pBdr>
-      </w:pPr>
-    </w:p>
     <w:p>
       <w:pPr>
         <w:pStyle w:val="Heading2"/>
@@ -790,7 +1620,7 @@
           <w:b/>
           <w:i w:val="0"/>
         </w:rPr>
-        <w:t>7.</w:t>
+        <w:t>6.</w:t>
       </w:r>
       <w:r>
         <w:rPr>
@@ -860,7 +1690,7 @@
           <w:b w:val="0"/>
           <w:i/>
         </w:rPr>
-        <w:t>(retrieval from 1.1.1)</w:t>
+        <w:t>(1.1.1)</w:t>
       </w:r>
     </w:p>
     <w:tbl>
@@ -890,33 +1720,12 @@
     </w:tbl>
     <w:p/>
     <w:p>
-      <w:pPr>
-        <w:pBdr>
-          <w:bottom w:val="single" w:sz="6" w:space="1" w:color="AAAAAA"/>
-        </w:pBdr>
-      </w:pPr>
-    </w:p>
-    <w:p>
-      <w:pPr>
-        <w:pBdr>
-          <w:bottom w:val="single" w:sz="6" w:space="1" w:color="AAAAAA"/>
-        </w:pBdr>
-      </w:pPr>
-    </w:p>
-    <w:p>
-      <w:pPr>
-        <w:pBdr>
-          <w:bottom w:val="single" w:sz="6" w:space="1" w:color="AAAAAA"/>
-        </w:pBdr>
-      </w:pPr>
-    </w:p>
-    <w:p>
       <w:r>
         <w:rPr>
           <w:b/>
           <w:i w:val="0"/>
         </w:rPr>
-        <w:t>8.</w:t>
+        <w:t>7.</w:t>
       </w:r>
       <w:r>
         <w:rPr>
@@ -958,7 +1767,7 @@
           <w:b w:val="0"/>
           <w:i/>
         </w:rPr>
-        <w:t>(retrieval from 1.1.1)</w:t>
+        <w:t>(1.1.1)</w:t>
       </w:r>
     </w:p>
     <w:tbl>
@@ -988,26 +1797,12 @@
     </w:tbl>
     <w:p/>
     <w:p>
-      <w:pPr>
-        <w:pBdr>
-          <w:bottom w:val="single" w:sz="6" w:space="1" w:color="AAAAAA"/>
-        </w:pBdr>
-      </w:pPr>
-    </w:p>
-    <w:p>
-      <w:pPr>
-        <w:pBdr>
-          <w:bottom w:val="single" w:sz="6" w:space="1" w:color="AAAAAA"/>
-        </w:pBdr>
-      </w:pPr>
-    </w:p>
-    <w:p>
       <w:r>
         <w:rPr>
           <w:b/>
           <w:i w:val="0"/>
         </w:rPr>
-        <w:t>9.</w:t>
+        <w:t>8.</w:t>
       </w:r>
       <w:r>
         <w:rPr>
@@ -1049,7 +1844,7 @@
           <w:b w:val="0"/>
           <w:i/>
         </w:rPr>
-        <w:t>(retrieval from 1.1.1)</w:t>
+        <w:t>(1.1.1)</w:t>
       </w:r>
     </w:p>
     <w:tbl>
@@ -1078,13 +1873,6 @@
       </w:tr>
     </w:tbl>
     <w:p/>
-    <w:p>
-      <w:pPr>
-        <w:pBdr>
-          <w:bottom w:val="single" w:sz="6" w:space="1" w:color="AAAAAA"/>
-        </w:pBdr>
-      </w:pPr>
-    </w:p>
     <w:p>
       <w:pPr>
         <w:pBdr>
